--- a/zaini_case_audit_output/outputs/word/documents/191_ملحق تنازل عدنان عن حصته ـ 10-02-1434 ـ نسخة.docx
+++ b/zaini_case_audit_output/outputs/word/documents/191_ملحق تنازل عدنان عن حصته ـ 10-02-1434 ـ نسخة.docx
@@ -53,6 +53,20 @@
         <w:t>[مخرج آلي / Script Output - سماوي]  [مخرج آلي يحتاج مراجعة بشرية - وردي]</w:t>
       </w:r>
     </w:p>
+    <w:p>
+      <w:pPr>
+        <w:jc w:val="right"/>
+        <w:bidi/>
+      </w:pPr>
+      <w:r>
+        <w:rPr>
+          <w:b w:val="0"/>
+          <w:i/>
+          <w:color w:val="C00000"/>
+        </w:rPr>
+        <w:t>[نص ممسوح OCR صُحِّح ترتيبه آلياً — قد يحتوي أخطاء طفيفة]</w:t>
+      </w:r>
+    </w:p>
     <w:p/>
     <w:p>
       <w:pPr>
@@ -77,7 +91,7 @@
           <w:b w:val="0"/>
           <w:i w:val="0"/>
         </w:rPr>
-        <w:t>الملكة الحية الحرة وزارة العدل</w:t>
+        <w:t>لدعلا ةرازو ةرحلا ةيحلا ةكلملا</w:t>
       </w:r>
     </w:p>
     <w:p>
@@ -142,7 +156,7 @@
           <w:b w:val="0"/>
           <w:i w:val="0"/>
         </w:rPr>
-        <w:t>سعادة مدير عام فرع وزارة التجارة بمحافظة جدة</w:t>
+        <w:t>ةدج ةظفاحمب ةراجتلا ةرازو عرف ماع ريدم ةداعس</w:t>
       </w:r>
     </w:p>
     <w:p>
@@ -194,7 +208,7 @@
           <w:b w:val="0"/>
           <w:i w:val="0"/>
         </w:rPr>
-        <w:t>والمقيد لدينا بالرقم : ١٥٠ ٣٤٧ وتاريخ ١٠/ ٢ / ١٤٣٤ هـ الخاص بتسجيل قرا القيل عقد شركة أحمد زين التجا-</w:t>
+        <w:t>-اجتلا نيز دمحأ ةكرش دقع ليقلا ارق ليجستب صاخلا ـه ١٤٣٤ / ٢ ١٠/ خيراتو ٣٤٧ ١٥٠ : مقرلاب انيدل ديقملاو</w:t>
       </w:r>
     </w:p>
     <w:p>
@@ -246,7 +260,7 @@
           <w:b w:val="0"/>
           <w:i w:val="0"/>
         </w:rPr>
-        <w:t>المذكور ، والمكون من (٢) صفحة ، إجمالي عدد الصفحات ) ١٤</w:t>
+        <w:t>١٤ ( تاحفصلا ددع يلامجإ ، ةحفص (٢) نم نوكملاو ، روكذملا</w:t>
       </w:r>
     </w:p>
     <w:p>
@@ -324,7 +338,7 @@
           <w:b w:val="0"/>
           <w:i w:val="0"/>
         </w:rPr>
-        <w:t>الغرفة التجاري الضخاعية بمحافظة جدة</w:t>
+        <w:t>ةدج ةظفاحمب ةيعاخضلا يراجتلا ةفرغلا</w:t>
       </w:r>
     </w:p>
     <w:p>
@@ -337,7 +351,7 @@
           <w:b w:val="0"/>
           <w:i w:val="0"/>
         </w:rPr>
-        <w:t>عبد الله بن مسفر القرني</w:t>
+        <w:t>ينرقلا رفسم نب هللا دبع</w:t>
       </w:r>
     </w:p>
     <w:p>
@@ -376,7 +390,7 @@
           <w:b w:val="0"/>
           <w:i w:val="0"/>
         </w:rPr>
-        <w:t>رأس المال: ۵۰۰,۰۰۰ ریال</w:t>
+        <w:t>لایر ۰۰۰,۰۰۵ :لاملا سأر</w:t>
       </w:r>
     </w:p>
     <w:p>
@@ -558,7 +572,7 @@
           <w:b w:val="0"/>
           <w:i w:val="0"/>
         </w:rPr>
-        <w:t>ثانياً : تعديل مقدمة عقد التأسيس ليصبح الشركاء الحاليين في الشركة على النحو التالي :</w:t>
+        <w:t>: يلاتلا وحنلا ىلع ةكرشلا يف نييلاحلا ءاكرشلا حبصيل سيسأتلا دقع ةمدقم ليدعت : ًايناث</w:t>
       </w:r>
     </w:p>
     <w:p>
@@ -688,7 +702,7 @@
           <w:b w:val="0"/>
           <w:i w:val="0"/>
         </w:rPr>
-        <w:t>رأس المال: ٥۰۰.۰۰۰ ريال</w:t>
+        <w:t>لاير ۰۰۰.۰۰٥ :لاملا سأر</w:t>
       </w:r>
     </w:p>
     <w:p>
@@ -701,7 +715,7 @@
           <w:b w:val="0"/>
           <w:i w:val="0"/>
         </w:rPr>
-        <w:t>اسم الشريك</w:t>
+        <w:t>كيرشلا مسا</w:t>
       </w:r>
     </w:p>
     <w:p>
@@ -805,7 +819,7 @@
           <w:b w:val="0"/>
           <w:i w:val="0"/>
         </w:rPr>
-        <w:t>قيمة الحصة</w:t>
+        <w:t>ةصحلا ةميق</w:t>
       </w:r>
     </w:p>
     <w:p>
@@ -831,7 +845,7 @@
           <w:b w:val="0"/>
           <w:i w:val="0"/>
         </w:rPr>
-        <w:t>النسبة</w:t>
+        <w:t>ةبسنلا</w:t>
       </w:r>
     </w:p>
     <w:p>
@@ -857,7 +871,7 @@
           <w:b w:val="0"/>
           <w:i w:val="0"/>
         </w:rPr>
-        <w:t>بالريال</w:t>
+        <w:t>لايرلاب</w:t>
       </w:r>
     </w:p>
     <w:p>
@@ -870,7 +884,7 @@
           <w:b w:val="0"/>
           <w:i w:val="0"/>
         </w:rPr>
-        <w:t>الحصص بالريال</w:t>
+        <w:t>لايرلاب صصحلا</w:t>
       </w:r>
     </w:p>
     <w:p>
@@ -883,7 +897,7 @@
           <w:b w:val="0"/>
           <w:i w:val="0"/>
         </w:rPr>
-        <w:t>المئوية</w:t>
+        <w:t>ةيوئملا</w:t>
       </w:r>
     </w:p>
     <w:p>
@@ -1091,7 +1105,7 @@
           <w:b w:val="0"/>
           <w:i w:val="0"/>
         </w:rPr>
-        <w:t>هذا القرار من ٨ نسخ بيد كل طرف نسخة والنسخ الاخرى لاستخدامها في اجراءات الشهر والتسجيل النظامية والمفوض بها كل من السيد / جابر علا الله بن جبران ، السيد / عزت حلمي الشحتي سعوديين الجنسية مجتمعين</w:t>
+        <w:t>نيعمتجم ةيسنجلا نييدوعس يتحشلا يملح تزع / ديسلا ، ناربج نب هللا الع رباج / ديسلا نم لك اهب ضوفملاو ةيماظنلا ليجستلاو رهشلا تاءارجا يف اهمادختسال ىرخالا خسنلاو ةخسن فرط لك ديب خسن ٨ نم رارقلا اذه</w:t>
       </w:r>
     </w:p>
     <w:p>
@@ -1143,7 +1157,7 @@
           <w:b w:val="0"/>
           <w:i w:val="0"/>
         </w:rPr>
-        <w:t>الطرف الثاني المتنازل :</w:t>
+        <w:t>: لزانتملا يناثلا فرطلا</w:t>
       </w:r>
     </w:p>
     <w:p>
@@ -1195,7 +1209,7 @@
           <w:b w:val="0"/>
           <w:i w:val="0"/>
         </w:rPr>
-        <w:t>التوقيع :</w:t>
+        <w:t>: عيقوتلا</w:t>
       </w:r>
     </w:p>
     <w:p>
@@ -1221,7 +1235,7 @@
           <w:b w:val="0"/>
           <w:i w:val="0"/>
         </w:rPr>
-        <w:t>شركة أوزكو المحدودة</w:t>
+        <w:t>ةدودحملا وكزوأ ةكرش</w:t>
       </w:r>
     </w:p>
     <w:p>
@@ -1234,7 +1248,7 @@
           <w:b w:val="0"/>
           <w:i w:val="0"/>
         </w:rPr>
-        <w:t>التوقيع با</w:t>
+        <w:t>اب عيقوتلا</w:t>
       </w:r>
     </w:p>
     <w:p>
@@ -1260,7 +1274,7 @@
           <w:b w:val="0"/>
           <w:i w:val="0"/>
         </w:rPr>
-        <w:t>التوقيع :</w:t>
+        <w:t>: عيقوتلا</w:t>
       </w:r>
     </w:p>
     <w:p>
@@ -1273,7 +1287,7 @@
           <w:b w:val="0"/>
           <w:i w:val="0"/>
         </w:rPr>
-        <w:t>الطرف الأول</w:t>
+        <w:t>لوألا فرطلا</w:t>
       </w:r>
     </w:p>
     <w:p>
@@ -1299,7 +1313,7 @@
           <w:b w:val="0"/>
           <w:i w:val="0"/>
         </w:rPr>
-        <w:t>التوقيع /</w:t>
+        <w:t>/ عيقوتلا</w:t>
       </w:r>
     </w:p>
     <w:p>
@@ -1338,7 +1352,7 @@
           <w:b w:val="0"/>
           <w:i w:val="0"/>
         </w:rPr>
-        <w:t>التوقيع :</w:t>
+        <w:t>: عيقوتلا</w:t>
       </w:r>
     </w:p>
     <w:p>
@@ -1377,7 +1391,7 @@
           <w:b w:val="0"/>
           <w:i w:val="0"/>
         </w:rPr>
-        <w:t>التوقع ان</w:t>
+        <w:t>نا عقوتلا</w:t>
       </w:r>
     </w:p>
     <w:p>
@@ -1390,7 +1404,7 @@
           <w:b w:val="0"/>
           <w:i w:val="0"/>
         </w:rPr>
-        <w:t>الطرف الثاني (الشريك الجديد)</w:t>
+        <w:t>(ديدجلا كيرشلا) يناثلا فرطلا</w:t>
       </w:r>
     </w:p>
     <w:p>
@@ -1455,7 +1469,7 @@
           <w:b w:val="0"/>
           <w:i w:val="0"/>
         </w:rPr>
-        <w:t>قسم توثيق العترة.</w:t>
+        <w:t>.ةرتعلا قيثوت مسق</w:t>
       </w:r>
     </w:p>
     <w:p>
@@ -1494,7 +1508,7 @@
           <w:b w:val="0"/>
           <w:i w:val="0"/>
         </w:rPr>
-        <w:t>جرى تسجيل وتوثيق بسجل عقود الشركات تحت الرقم.</w:t>
+        <w:t>.مقرلا تحت تاكرشلا دوقع لجسب قيثوتو ليجست ىرج</w:t>
       </w:r>
     </w:p>
     <w:p>
@@ -1533,7 +1547,7 @@
           <w:b w:val="0"/>
           <w:i w:val="0"/>
         </w:rPr>
-        <w:t>عبد الله بن مسفر الق</w:t>
+        <w:t>قلا رفسم نب هللا دبع</w:t>
       </w:r>
     </w:p>
     <w:p>

--- a/zaini_case_audit_output/outputs/word/documents/191_ملحق تنازل عدنان عن حصته ـ 10-02-1434 ـ نسخة.docx
+++ b/zaini_case_audit_output/outputs/word/documents/191_ملحق تنازل عدنان عن حصته ـ 10-02-1434 ـ نسخة.docx
@@ -53,20 +53,6 @@
         <w:t>[مخرج آلي / Script Output - سماوي]  [مخرج آلي يحتاج مراجعة بشرية - وردي]</w:t>
       </w:r>
     </w:p>
-    <w:p>
-      <w:pPr>
-        <w:jc w:val="right"/>
-        <w:bidi/>
-      </w:pPr>
-      <w:r>
-        <w:rPr>
-          <w:b w:val="0"/>
-          <w:i/>
-          <w:color w:val="C00000"/>
-        </w:rPr>
-        <w:t>[نص ممسوح OCR صُحِّح ترتيبه آلياً — قد يحتوي أخطاء طفيفة]</w:t>
-      </w:r>
-    </w:p>
     <w:p/>
     <w:p>
       <w:pPr>
@@ -91,7 +77,7 @@
           <w:b w:val="0"/>
           <w:i w:val="0"/>
         </w:rPr>
-        <w:t>لدعلا ةرازو ةرحلا ةيحلا ةكلملا</w:t>
+        <w:t>الملكة الحية الحرة وزارة العدل</w:t>
       </w:r>
     </w:p>
     <w:p>
@@ -156,7 +142,7 @@
           <w:b w:val="0"/>
           <w:i w:val="0"/>
         </w:rPr>
-        <w:t>ةدج ةظفاحمب ةراجتلا ةرازو عرف ماع ريدم ةداعس</w:t>
+        <w:t>سعادة مدير عام فرع وزارة التجارة بمحافظة جدة</w:t>
       </w:r>
     </w:p>
     <w:p>
@@ -208,7 +194,7 @@
           <w:b w:val="0"/>
           <w:i w:val="0"/>
         </w:rPr>
-        <w:t>-اجتلا نيز دمحأ ةكرش دقع ليقلا ارق ليجستب صاخلا ـه ١٤٣٤ / ٢ ١٠/ خيراتو ٣٤٧ ١٥٠ : مقرلاب انيدل ديقملاو</w:t>
+        <w:t>والمقيد لدينا بالرقم : ١٥٠ ٣٤٧ وتاريخ ١٠/ ٢ / ١٤٣٤ هـ الخاص بتسجيل قرا القيل عقد شركة أحمد زين التجا-</w:t>
       </w:r>
     </w:p>
     <w:p>
@@ -260,7 +246,7 @@
           <w:b w:val="0"/>
           <w:i w:val="0"/>
         </w:rPr>
-        <w:t>١٤ ( تاحفصلا ددع يلامجإ ، ةحفص (٢) نم نوكملاو ، روكذملا</w:t>
+        <w:t>المذكور ، والمكون من (٢) صفحة ، إجمالي عدد الصفحات ) ١٤</w:t>
       </w:r>
     </w:p>
     <w:p>
@@ -338,7 +324,7 @@
           <w:b w:val="0"/>
           <w:i w:val="0"/>
         </w:rPr>
-        <w:t>ةدج ةظفاحمب ةيعاخضلا يراجتلا ةفرغلا</w:t>
+        <w:t>الغرفة التجاري الضخاعية بمحافظة جدة</w:t>
       </w:r>
     </w:p>
     <w:p>
@@ -351,7 +337,7 @@
           <w:b w:val="0"/>
           <w:i w:val="0"/>
         </w:rPr>
-        <w:t>ينرقلا رفسم نب هللا دبع</w:t>
+        <w:t>عبد الله بن مسفر القرني</w:t>
       </w:r>
     </w:p>
     <w:p>
@@ -390,7 +376,7 @@
           <w:b w:val="0"/>
           <w:i w:val="0"/>
         </w:rPr>
-        <w:t>لایر ۰۰۰,۰۰۵ :لاملا سأر</w:t>
+        <w:t>رأس المال: ۵۰۰,۰۰۰ ریال</w:t>
       </w:r>
     </w:p>
     <w:p>
@@ -572,7 +558,7 @@
           <w:b w:val="0"/>
           <w:i w:val="0"/>
         </w:rPr>
-        <w:t>: يلاتلا وحنلا ىلع ةكرشلا يف نييلاحلا ءاكرشلا حبصيل سيسأتلا دقع ةمدقم ليدعت : ًايناث</w:t>
+        <w:t>ثانياً : تعديل مقدمة عقد التأسيس ليصبح الشركاء الحاليين في الشركة على النحو التالي :</w:t>
       </w:r>
     </w:p>
     <w:p>
@@ -702,7 +688,7 @@
           <w:b w:val="0"/>
           <w:i w:val="0"/>
         </w:rPr>
-        <w:t>لاير ۰۰۰.۰۰٥ :لاملا سأر</w:t>
+        <w:t>رأس المال: ٥۰۰.۰۰۰ ريال</w:t>
       </w:r>
     </w:p>
     <w:p>
@@ -715,7 +701,7 @@
           <w:b w:val="0"/>
           <w:i w:val="0"/>
         </w:rPr>
-        <w:t>كيرشلا مسا</w:t>
+        <w:t>اسم الشريك</w:t>
       </w:r>
     </w:p>
     <w:p>
@@ -819,7 +805,7 @@
           <w:b w:val="0"/>
           <w:i w:val="0"/>
         </w:rPr>
-        <w:t>ةصحلا ةميق</w:t>
+        <w:t>قيمة الحصة</w:t>
       </w:r>
     </w:p>
     <w:p>
@@ -845,7 +831,7 @@
           <w:b w:val="0"/>
           <w:i w:val="0"/>
         </w:rPr>
-        <w:t>ةبسنلا</w:t>
+        <w:t>النسبة</w:t>
       </w:r>
     </w:p>
     <w:p>
@@ -871,7 +857,7 @@
           <w:b w:val="0"/>
           <w:i w:val="0"/>
         </w:rPr>
-        <w:t>لايرلاب</w:t>
+        <w:t>بالريال</w:t>
       </w:r>
     </w:p>
     <w:p>
@@ -884,7 +870,7 @@
           <w:b w:val="0"/>
           <w:i w:val="0"/>
         </w:rPr>
-        <w:t>لايرلاب صصحلا</w:t>
+        <w:t>الحصص بالريال</w:t>
       </w:r>
     </w:p>
     <w:p>
@@ -897,7 +883,7 @@
           <w:b w:val="0"/>
           <w:i w:val="0"/>
         </w:rPr>
-        <w:t>ةيوئملا</w:t>
+        <w:t>المئوية</w:t>
       </w:r>
     </w:p>
     <w:p>
@@ -1105,7 +1091,7 @@
           <w:b w:val="0"/>
           <w:i w:val="0"/>
         </w:rPr>
-        <w:t>نيعمتجم ةيسنجلا نييدوعس يتحشلا يملح تزع / ديسلا ، ناربج نب هللا الع رباج / ديسلا نم لك اهب ضوفملاو ةيماظنلا ليجستلاو رهشلا تاءارجا يف اهمادختسال ىرخالا خسنلاو ةخسن فرط لك ديب خسن ٨ نم رارقلا اذه</w:t>
+        <w:t>هذا القرار من ٨ نسخ بيد كل طرف نسخة والنسخ الاخرى لاستخدامها في اجراءات الشهر والتسجيل النظامية والمفوض بها كل من السيد / جابر علا الله بن جبران ، السيد / عزت حلمي الشحتي سعوديين الجنسية مجتمعين</w:t>
       </w:r>
     </w:p>
     <w:p>
@@ -1157,7 +1143,7 @@
           <w:b w:val="0"/>
           <w:i w:val="0"/>
         </w:rPr>
-        <w:t>: لزانتملا يناثلا فرطلا</w:t>
+        <w:t>الطرف الثاني المتنازل :</w:t>
       </w:r>
     </w:p>
     <w:p>
@@ -1209,7 +1195,7 @@
           <w:b w:val="0"/>
           <w:i w:val="0"/>
         </w:rPr>
-        <w:t>: عيقوتلا</w:t>
+        <w:t>التوقيع :</w:t>
       </w:r>
     </w:p>
     <w:p>
@@ -1235,7 +1221,7 @@
           <w:b w:val="0"/>
           <w:i w:val="0"/>
         </w:rPr>
-        <w:t>ةدودحملا وكزوأ ةكرش</w:t>
+        <w:t>شركة أوزكو المحدودة</w:t>
       </w:r>
     </w:p>
     <w:p>
@@ -1248,7 +1234,7 @@
           <w:b w:val="0"/>
           <w:i w:val="0"/>
         </w:rPr>
-        <w:t>اب عيقوتلا</w:t>
+        <w:t>التوقيع با</w:t>
       </w:r>
     </w:p>
     <w:p>
@@ -1274,7 +1260,7 @@
           <w:b w:val="0"/>
           <w:i w:val="0"/>
         </w:rPr>
-        <w:t>: عيقوتلا</w:t>
+        <w:t>التوقيع :</w:t>
       </w:r>
     </w:p>
     <w:p>
@@ -1287,7 +1273,7 @@
           <w:b w:val="0"/>
           <w:i w:val="0"/>
         </w:rPr>
-        <w:t>لوألا فرطلا</w:t>
+        <w:t>الطرف الأول</w:t>
       </w:r>
     </w:p>
     <w:p>
@@ -1313,7 +1299,7 @@
           <w:b w:val="0"/>
           <w:i w:val="0"/>
         </w:rPr>
-        <w:t>/ عيقوتلا</w:t>
+        <w:t>التوقيع /</w:t>
       </w:r>
     </w:p>
     <w:p>
@@ -1352,7 +1338,7 @@
           <w:b w:val="0"/>
           <w:i w:val="0"/>
         </w:rPr>
-        <w:t>: عيقوتلا</w:t>
+        <w:t>التوقيع :</w:t>
       </w:r>
     </w:p>
     <w:p>
@@ -1391,7 +1377,7 @@
           <w:b w:val="0"/>
           <w:i w:val="0"/>
         </w:rPr>
-        <w:t>نا عقوتلا</w:t>
+        <w:t>التوقع ان</w:t>
       </w:r>
     </w:p>
     <w:p>
@@ -1404,7 +1390,7 @@
           <w:b w:val="0"/>
           <w:i w:val="0"/>
         </w:rPr>
-        <w:t>(ديدجلا كيرشلا) يناثلا فرطلا</w:t>
+        <w:t>الطرف الثاني (الشريك الجديد)</w:t>
       </w:r>
     </w:p>
     <w:p>
@@ -1469,7 +1455,7 @@
           <w:b w:val="0"/>
           <w:i w:val="0"/>
         </w:rPr>
-        <w:t>.ةرتعلا قيثوت مسق</w:t>
+        <w:t>قسم توثيق العترة.</w:t>
       </w:r>
     </w:p>
     <w:p>
@@ -1508,7 +1494,7 @@
           <w:b w:val="0"/>
           <w:i w:val="0"/>
         </w:rPr>
-        <w:t>.مقرلا تحت تاكرشلا دوقع لجسب قيثوتو ليجست ىرج</w:t>
+        <w:t>جرى تسجيل وتوثيق بسجل عقود الشركات تحت الرقم.</w:t>
       </w:r>
     </w:p>
     <w:p>
@@ -1547,7 +1533,7 @@
           <w:b w:val="0"/>
           <w:i w:val="0"/>
         </w:rPr>
-        <w:t>قلا رفسم نب هللا دبع</w:t>
+        <w:t>عبد الله بن مسفر الق</w:t>
       </w:r>
     </w:p>
     <w:p>
